--- a/CSV108_docx/022_User_Requirements_Specification.docx
+++ b/CSV108_docx/022_User_Requirements_Specification.docx
@@ -11730,6 +11730,392 @@
         </w:rPr>
         <w:t>After approval, changes require documented rationale, impact on risk/design/test/training/migration, version update and approval by the Business Process Owner with QA review.</w:t>
       </w:r>
+    </w:p>
+    <w:p>
+      <w:pPr>
+        <w:spacing w:after="120" w:line="300" w:lineRule="auto"/>
+      </w:pPr>
+      <w:r>
+        <w:rPr>
+          <w:rFonts w:ascii="Calibri" w:hAnsi="Calibri"/>
+          <w:b w:val="0"/>
+          <w:i w:val="0"/>
+          <w:color w:val="000000"/>
+          <w:sz w:val="22"/>
+        </w:rPr>
+        <w:t>Requirement quality is checked before approval. Each Must requirement shall be uniquely identified, testable, unambiguous, traceable to intended use or risk, and assigned to a verification approach. Requirements that describe a policy expectation rather than system behavior shall identify the supporting SOP, training or operational evidence.</w:t>
+      </w:r>
+    </w:p>
+    <w:tbl>
+      <w:tblPr>
+        <w:tblStyle w:val="TableGrid"/>
+        <w:tblW w:type="dxa" w:w="9360"/>
+        <w:tblLayout w:type="fixed"/>
+        <w:tblLook w:firstColumn="1" w:firstRow="1" w:lastColumn="0" w:lastRow="0" w:noHBand="0" w:noVBand="1" w:val="04A0"/>
+        <w:tblInd w:w="120" w:type="dxa"/>
+      </w:tblPr>
+      <w:tblGrid>
+        <w:gridCol w:w="4457"/>
+        <w:gridCol w:w="4903"/>
+      </w:tblGrid>
+      <w:tr>
+        <w:trPr>
+          <w:tblHeader w:val="true"/>
+        </w:trPr>
+        <w:tc>
+          <w:tcPr>
+            <w:tcW w:type="dxa" w:w="4457"/>
+            <w:shd w:fill="E8EEF5"/>
+            <w:vAlign w:val="center"/>
+            <w:tcMar>
+              <w:top w:w="80" w:type="dxa"/>
+              <w:bottom w:w="80" w:type="dxa"/>
+              <w:start w:w="120" w:type="dxa"/>
+              <w:end w:w="120" w:type="dxa"/>
+            </w:tcMar>
+          </w:tcPr>
+          <w:p>
+            <w:pPr>
+              <w:spacing w:after="0" w:line="276" w:lineRule="auto"/>
+              <w:jc w:val="left"/>
+            </w:pPr>
+            <w:r/>
+            <w:r>
+              <w:rPr>
+                <w:rFonts w:ascii="Calibri" w:hAnsi="Calibri"/>
+                <w:b/>
+                <w:color w:val="000000"/>
+                <w:sz w:val="19"/>
+              </w:rPr>
+              <w:t>Requirement quality check</w:t>
+            </w:r>
+          </w:p>
+        </w:tc>
+        <w:tc>
+          <w:tcPr>
+            <w:tcW w:type="dxa" w:w="4903"/>
+            <w:shd w:fill="E8EEF5"/>
+            <w:vAlign w:val="center"/>
+            <w:tcMar>
+              <w:top w:w="80" w:type="dxa"/>
+              <w:bottom w:w="80" w:type="dxa"/>
+              <w:start w:w="120" w:type="dxa"/>
+              <w:end w:w="120" w:type="dxa"/>
+            </w:tcMar>
+          </w:tcPr>
+          <w:p>
+            <w:pPr>
+              <w:spacing w:after="0" w:line="276" w:lineRule="auto"/>
+              <w:jc w:val="left"/>
+            </w:pPr>
+            <w:r/>
+            <w:r>
+              <w:rPr>
+                <w:rFonts w:ascii="Calibri" w:hAnsi="Calibri"/>
+                <w:b/>
+                <w:color w:val="000000"/>
+                <w:sz w:val="19"/>
+              </w:rPr>
+              <w:t>Acceptance expectation</w:t>
+            </w:r>
+          </w:p>
+        </w:tc>
+      </w:tr>
+      <w:tr>
+        <w:tc>
+          <w:tcPr>
+            <w:tcW w:type="dxa" w:w="4457"/>
+            <w:vAlign w:val="center"/>
+            <w:tcMar>
+              <w:top w:w="80" w:type="dxa"/>
+              <w:bottom w:w="80" w:type="dxa"/>
+              <w:start w:w="120" w:type="dxa"/>
+              <w:end w:w="120" w:type="dxa"/>
+            </w:tcMar>
+          </w:tcPr>
+          <w:p>
+            <w:pPr>
+              <w:spacing w:after="0" w:line="276" w:lineRule="auto"/>
+              <w:jc w:val="left"/>
+            </w:pPr>
+            <w:r/>
+            <w:r>
+              <w:rPr>
+                <w:rFonts w:ascii="Calibri" w:hAnsi="Calibri"/>
+                <w:b w:val="0"/>
+                <w:color w:val="000000"/>
+                <w:sz w:val="19"/>
+              </w:rPr>
+              <w:t>Testability</w:t>
+            </w:r>
+          </w:p>
+        </w:tc>
+        <w:tc>
+          <w:tcPr>
+            <w:tcW w:type="dxa" w:w="4903"/>
+            <w:vAlign w:val="center"/>
+            <w:tcMar>
+              <w:top w:w="80" w:type="dxa"/>
+              <w:bottom w:w="80" w:type="dxa"/>
+              <w:start w:w="120" w:type="dxa"/>
+              <w:end w:w="120" w:type="dxa"/>
+            </w:tcMar>
+          </w:tcPr>
+          <w:p>
+            <w:pPr>
+              <w:spacing w:after="0" w:line="276" w:lineRule="auto"/>
+              <w:jc w:val="left"/>
+            </w:pPr>
+            <w:r/>
+            <w:r>
+              <w:rPr>
+                <w:rFonts w:ascii="Calibri" w:hAnsi="Calibri"/>
+                <w:b w:val="0"/>
+                <w:color w:val="000000"/>
+                <w:sz w:val="19"/>
+              </w:rPr>
+              <w:t>A reviewer can identify objective evidence for pass/fail or acceptance</w:t>
+            </w:r>
+          </w:p>
+        </w:tc>
+      </w:tr>
+      <w:tr>
+        <w:tc>
+          <w:tcPr>
+            <w:tcW w:type="dxa" w:w="4457"/>
+            <w:vAlign w:val="center"/>
+            <w:tcMar>
+              <w:top w:w="80" w:type="dxa"/>
+              <w:bottom w:w="80" w:type="dxa"/>
+              <w:start w:w="120" w:type="dxa"/>
+              <w:end w:w="120" w:type="dxa"/>
+            </w:tcMar>
+          </w:tcPr>
+          <w:p>
+            <w:pPr>
+              <w:spacing w:after="0" w:line="276" w:lineRule="auto"/>
+              <w:jc w:val="left"/>
+            </w:pPr>
+            <w:r/>
+            <w:r>
+              <w:rPr>
+                <w:rFonts w:ascii="Calibri" w:hAnsi="Calibri"/>
+                <w:b w:val="0"/>
+                <w:color w:val="000000"/>
+                <w:sz w:val="19"/>
+              </w:rPr>
+              <w:t>Traceability</w:t>
+            </w:r>
+          </w:p>
+        </w:tc>
+        <w:tc>
+          <w:tcPr>
+            <w:tcW w:type="dxa" w:w="4903"/>
+            <w:vAlign w:val="center"/>
+            <w:tcMar>
+              <w:top w:w="80" w:type="dxa"/>
+              <w:bottom w:w="80" w:type="dxa"/>
+              <w:start w:w="120" w:type="dxa"/>
+              <w:end w:w="120" w:type="dxa"/>
+            </w:tcMar>
+          </w:tcPr>
+          <w:p>
+            <w:pPr>
+              <w:spacing w:after="0" w:line="276" w:lineRule="auto"/>
+              <w:jc w:val="left"/>
+            </w:pPr>
+            <w:r/>
+            <w:r>
+              <w:rPr>
+                <w:rFonts w:ascii="Calibri" w:hAnsi="Calibri"/>
+                <w:b w:val="0"/>
+                <w:color w:val="000000"/>
+                <w:sz w:val="19"/>
+              </w:rPr>
+              <w:t>Link exists to intended use, process control, risk, regulation or business need</w:t>
+            </w:r>
+          </w:p>
+        </w:tc>
+      </w:tr>
+      <w:tr>
+        <w:tc>
+          <w:tcPr>
+            <w:tcW w:type="dxa" w:w="4457"/>
+            <w:vAlign w:val="center"/>
+            <w:tcMar>
+              <w:top w:w="80" w:type="dxa"/>
+              <w:bottom w:w="80" w:type="dxa"/>
+              <w:start w:w="120" w:type="dxa"/>
+              <w:end w:w="120" w:type="dxa"/>
+            </w:tcMar>
+          </w:tcPr>
+          <w:p>
+            <w:pPr>
+              <w:spacing w:after="0" w:line="276" w:lineRule="auto"/>
+              <w:jc w:val="left"/>
+            </w:pPr>
+            <w:r/>
+            <w:r>
+              <w:rPr>
+                <w:rFonts w:ascii="Calibri" w:hAnsi="Calibri"/>
+                <w:b w:val="0"/>
+                <w:color w:val="000000"/>
+                <w:sz w:val="19"/>
+              </w:rPr>
+              <w:t>Role clarity</w:t>
+            </w:r>
+          </w:p>
+        </w:tc>
+        <w:tc>
+          <w:tcPr>
+            <w:tcW w:type="dxa" w:w="4903"/>
+            <w:vAlign w:val="center"/>
+            <w:tcMar>
+              <w:top w:w="80" w:type="dxa"/>
+              <w:bottom w:w="80" w:type="dxa"/>
+              <w:start w:w="120" w:type="dxa"/>
+              <w:end w:w="120" w:type="dxa"/>
+            </w:tcMar>
+          </w:tcPr>
+          <w:p>
+            <w:pPr>
+              <w:spacing w:after="0" w:line="276" w:lineRule="auto"/>
+              <w:jc w:val="left"/>
+            </w:pPr>
+            <w:r/>
+            <w:r>
+              <w:rPr>
+                <w:rFonts w:ascii="Calibri" w:hAnsi="Calibri"/>
+                <w:b w:val="0"/>
+                <w:color w:val="000000"/>
+                <w:sz w:val="19"/>
+              </w:rPr>
+              <w:t>The affected role or system actor is clear where user action is involved</w:t>
+            </w:r>
+          </w:p>
+        </w:tc>
+      </w:tr>
+      <w:tr>
+        <w:tc>
+          <w:tcPr>
+            <w:tcW w:type="dxa" w:w="4457"/>
+            <w:vAlign w:val="center"/>
+            <w:tcMar>
+              <w:top w:w="80" w:type="dxa"/>
+              <w:bottom w:w="80" w:type="dxa"/>
+              <w:start w:w="120" w:type="dxa"/>
+              <w:end w:w="120" w:type="dxa"/>
+            </w:tcMar>
+          </w:tcPr>
+          <w:p>
+            <w:pPr>
+              <w:spacing w:after="0" w:line="276" w:lineRule="auto"/>
+              <w:jc w:val="left"/>
+            </w:pPr>
+            <w:r/>
+            <w:r>
+              <w:rPr>
+                <w:rFonts w:ascii="Calibri" w:hAnsi="Calibri"/>
+                <w:b w:val="0"/>
+                <w:color w:val="000000"/>
+                <w:sz w:val="19"/>
+              </w:rPr>
+              <w:t>Data boundary</w:t>
+            </w:r>
+          </w:p>
+        </w:tc>
+        <w:tc>
+          <w:tcPr>
+            <w:tcW w:type="dxa" w:w="4903"/>
+            <w:vAlign w:val="center"/>
+            <w:tcMar>
+              <w:top w:w="80" w:type="dxa"/>
+              <w:bottom w:w="80" w:type="dxa"/>
+              <w:start w:w="120" w:type="dxa"/>
+              <w:end w:w="120" w:type="dxa"/>
+            </w:tcMar>
+          </w:tcPr>
+          <w:p>
+            <w:pPr>
+              <w:spacing w:after="0" w:line="276" w:lineRule="auto"/>
+              <w:jc w:val="left"/>
+            </w:pPr>
+            <w:r/>
+            <w:r>
+              <w:rPr>
+                <w:rFonts w:ascii="Calibri" w:hAnsi="Calibri"/>
+                <w:b w:val="0"/>
+                <w:color w:val="000000"/>
+                <w:sz w:val="19"/>
+              </w:rPr>
+              <w:t>Official source, retention or interface boundary is clear where data are exchanged</w:t>
+            </w:r>
+          </w:p>
+        </w:tc>
+      </w:tr>
+      <w:tr>
+        <w:tc>
+          <w:tcPr>
+            <w:tcW w:type="dxa" w:w="4457"/>
+            <w:vAlign w:val="center"/>
+            <w:tcMar>
+              <w:top w:w="80" w:type="dxa"/>
+              <w:bottom w:w="80" w:type="dxa"/>
+              <w:start w:w="120" w:type="dxa"/>
+              <w:end w:w="120" w:type="dxa"/>
+            </w:tcMar>
+          </w:tcPr>
+          <w:p>
+            <w:pPr>
+              <w:spacing w:after="0" w:line="276" w:lineRule="auto"/>
+              <w:jc w:val="left"/>
+            </w:pPr>
+            <w:r/>
+            <w:r>
+              <w:rPr>
+                <w:rFonts w:ascii="Calibri" w:hAnsi="Calibri"/>
+                <w:b w:val="0"/>
+                <w:color w:val="000000"/>
+                <w:sz w:val="19"/>
+              </w:rPr>
+              <w:t>Change impact</w:t>
+            </w:r>
+          </w:p>
+        </w:tc>
+        <w:tc>
+          <w:tcPr>
+            <w:tcW w:type="dxa" w:w="4903"/>
+            <w:vAlign w:val="center"/>
+            <w:tcMar>
+              <w:top w:w="80" w:type="dxa"/>
+              <w:bottom w:w="80" w:type="dxa"/>
+              <w:start w:w="120" w:type="dxa"/>
+              <w:end w:w="120" w:type="dxa"/>
+            </w:tcMar>
+          </w:tcPr>
+          <w:p>
+            <w:pPr>
+              <w:spacing w:after="0" w:line="276" w:lineRule="auto"/>
+              <w:jc w:val="left"/>
+            </w:pPr>
+            <w:r/>
+            <w:r>
+              <w:rPr>
+                <w:rFonts w:ascii="Calibri" w:hAnsi="Calibri"/>
+                <w:b w:val="0"/>
+                <w:color w:val="000000"/>
+                <w:sz w:val="19"/>
+              </w:rPr>
+              <w:t>Downstream FS, configuration, test script and RTM updates can be identified</w:t>
+            </w:r>
+          </w:p>
+        </w:tc>
+      </w:tr>
+    </w:tbl>
+    <w:p>
+      <w:pPr>
+        <w:spacing w:after="80"/>
+      </w:pPr>
     </w:p>
     <w:p>
       <w:pPr>
